--- a/安卓应用开发系统学习计划.docx
+++ b/安卓应用开发系统学习计划.docx
@@ -30,8 +30,8 @@
           <w:rFonts w:hint="eastAsia"/>
         </w:rPr>
       </w:pPr>
-      <w:bookmarkStart w:id="2" w:name="_Toc32713"/>
-      <w:bookmarkStart w:id="3" w:name="_Toc13878"/>
+      <w:bookmarkStart w:id="2" w:name="_Toc13878"/>
+      <w:bookmarkStart w:id="3" w:name="_Toc32713"/>
       <w:r>
         <w:rPr>
           <w:rFonts w:hint="eastAsia"/>
@@ -2722,8 +2722,8 @@
           <w:rFonts w:hint="eastAsia"/>
         </w:rPr>
       </w:pPr>
-      <w:bookmarkStart w:id="6" w:name="_Toc7465"/>
-      <w:bookmarkStart w:id="7" w:name="_Toc30997"/>
+      <w:bookmarkStart w:id="6" w:name="_Toc30997"/>
+      <w:bookmarkStart w:id="7" w:name="_Toc7465"/>
       <w:r>
         <w:rPr>
           <w:rFonts w:hint="eastAsia"/>
@@ -3689,8 +3689,8 @@
           <w:lang w:val="en-US" w:eastAsia="zh-CN"/>
         </w:rPr>
       </w:pPr>
-      <w:bookmarkStart w:id="14" w:name="_Toc1586"/>
-      <w:bookmarkStart w:id="15" w:name="_Toc23908"/>
+      <w:bookmarkStart w:id="14" w:name="_Toc23908"/>
+      <w:bookmarkStart w:id="15" w:name="_Toc1586"/>
       <w:r>
         <w:rPr>
           <w:rFonts w:hint="eastAsia"/>
@@ -4342,8 +4342,8 @@
           <w:lang w:val="en-US" w:eastAsia="zh-CN"/>
         </w:rPr>
       </w:pPr>
-      <w:bookmarkStart w:id="20" w:name="_Toc8670"/>
-      <w:bookmarkStart w:id="21" w:name="_Toc5613"/>
+      <w:bookmarkStart w:id="20" w:name="_Toc5613"/>
+      <w:bookmarkStart w:id="21" w:name="_Toc8670"/>
       <w:r>
         <w:rPr>
           <w:rFonts w:hint="eastAsia"/>
@@ -4488,8 +4488,8 @@
           <w:lang w:val="en-US" w:eastAsia="zh-CN"/>
         </w:rPr>
       </w:pPr>
-      <w:bookmarkStart w:id="25" w:name="_Toc4364"/>
-      <w:bookmarkStart w:id="26" w:name="_Toc17627"/>
+      <w:bookmarkStart w:id="25" w:name="_Toc17627"/>
+      <w:bookmarkStart w:id="26" w:name="_Toc4364"/>
       <w:r>
         <w:rPr>
           <w:rFonts w:hint="eastAsia"/>
@@ -4630,6 +4630,12 @@
           <w:lang w:val="en-US" w:eastAsia="zh-CN"/>
         </w:rPr>
         <w:tab/>
+      </w:r>
+      <w:r>
+        <w:rPr>
+          <w:rFonts w:hint="eastAsia"/>
+          <w:lang w:val="en-US" w:eastAsia="zh-CN"/>
+        </w:rPr>
         <w:t>用于IDE窗口布局、运行配置、代码检查设置、</w:t>
       </w:r>
       <w:r>
@@ -4687,6 +4693,7 @@
       <w:pPr>
         <w:pStyle w:val="6"/>
         <w:bidi w:val="0"/>
+        <w:ind w:leftChars="100"/>
         <w:rPr>
           <w:rFonts w:hint="eastAsia"/>
           <w:lang w:val="en-US" w:eastAsia="zh-CN"/>
@@ -4702,6 +4709,7 @@
     </w:p>
     <w:p>
       <w:pPr>
+        <w:ind w:leftChars="100"/>
         <w:rPr>
           <w:rFonts w:hint="default"/>
           <w:lang w:val="en-US" w:eastAsia="zh-CN"/>
@@ -4719,6 +4727,7 @@
       <w:pPr>
         <w:pStyle w:val="6"/>
         <w:bidi w:val="0"/>
+        <w:ind w:leftChars="100"/>
         <w:rPr>
           <w:rFonts w:hint="eastAsia"/>
           <w:lang w:val="en-US" w:eastAsia="zh-CN"/>
@@ -4734,6 +4743,7 @@
     </w:p>
     <w:p>
       <w:pPr>
+        <w:ind w:leftChars="100"/>
         <w:rPr>
           <w:rFonts w:hint="default"/>
           <w:lang w:val="en-US" w:eastAsia="zh-CN"/>
@@ -4751,6 +4761,7 @@
       <w:pPr>
         <w:pStyle w:val="6"/>
         <w:bidi w:val="0"/>
+        <w:ind w:leftChars="100"/>
         <w:rPr>
           <w:rFonts w:hint="eastAsia"/>
           <w:lang w:val="en-US" w:eastAsia="zh-CN"/>
@@ -4766,6 +4777,7 @@
     </w:p>
     <w:p>
       <w:pPr>
+        <w:ind w:leftChars="100"/>
         <w:rPr>
           <w:rFonts w:hint="default"/>
           <w:lang w:val="en-US" w:eastAsia="zh-CN"/>
@@ -4783,6 +4795,7 @@
       <w:pPr>
         <w:pStyle w:val="6"/>
         <w:bidi w:val="0"/>
+        <w:ind w:leftChars="100"/>
         <w:rPr>
           <w:rFonts w:hint="eastAsia"/>
           <w:lang w:val="en-US" w:eastAsia="zh-CN"/>
@@ -4798,6 +4811,7 @@
     </w:p>
     <w:p>
       <w:pPr>
+        <w:ind w:leftChars="100"/>
         <w:rPr>
           <w:rFonts w:hint="default"/>
           <w:lang w:val="en-US" w:eastAsia="zh-CN"/>
@@ -4815,6 +4829,7 @@
       <w:pPr>
         <w:pStyle w:val="6"/>
         <w:bidi w:val="0"/>
+        <w:ind w:leftChars="100"/>
         <w:rPr>
           <w:rFonts w:hint="eastAsia"/>
           <w:lang w:val="en-US" w:eastAsia="zh-CN"/>
@@ -4830,8 +4845,9 @@
     </w:p>
     <w:p>
       <w:pPr>
-        <w:rPr>
-          <w:rFonts w:hint="default"/>
+        <w:ind w:leftChars="100"/>
+        <w:rPr>
+          <w:rFonts w:hint="eastAsia"/>
           <w:lang w:val="en-US" w:eastAsia="zh-CN"/>
         </w:rPr>
       </w:pPr>
@@ -4845,34 +4861,18 @@
     </w:p>
     <w:p>
       <w:pPr>
-        <w:pStyle w:val="6"/>
-        <w:bidi w:val="0"/>
-        <w:rPr>
-          <w:rFonts w:hint="eastAsia"/>
-          <w:lang w:val="en-US" w:eastAsia="zh-CN"/>
-        </w:rPr>
-      </w:pPr>
-      <w:r>
-        <w:rPr>
-          <w:rFonts w:hint="eastAsia"/>
-          <w:lang w:val="en-US" w:eastAsia="zh-CN"/>
-        </w:rPr>
-        <w:t>AndroidManifest.xml</w:t>
-      </w:r>
-    </w:p>
-    <w:p>
-      <w:pPr>
-        <w:rPr>
-          <w:rFonts w:hint="eastAsia"/>
-          <w:lang w:val="en-US" w:eastAsia="zh-CN"/>
-        </w:rPr>
-      </w:pPr>
-      <w:r>
-        <w:rPr>
-          <w:rFonts w:hint="eastAsia"/>
-          <w:lang w:val="en-US" w:eastAsia="zh-CN"/>
-        </w:rPr>
-        <w:t>注册表，配置整个Android 项目，可在注册在程序中定义的四大组件，还可以在这个文件中给应用程序添加权限声明。</w:t>
+        <w:ind w:firstLine="420" w:firstLineChars="0"/>
+        <w:rPr>
+          <w:rFonts w:hint="eastAsia"/>
+          <w:lang w:val="en-US" w:eastAsia="zh-CN"/>
+        </w:rPr>
+      </w:pPr>
+      <w:r>
+        <w:rPr>
+          <w:rFonts w:hint="eastAsia"/>
+          <w:lang w:val="en-US" w:eastAsia="zh-CN"/>
+        </w:rPr>
+        <w:t>在res/values/strings.xml中定义一个字符串:</w:t>
       </w:r>
     </w:p>
     <w:p>
@@ -4883,17 +4883,18 @@
           <w:bottom w:val="single" w:color="auto" w:sz="4" w:space="0"/>
           <w:right w:val="single" w:color="auto" w:sz="4" w:space="0"/>
         </w:pBdr>
-        <w:rPr>
-          <w:rFonts w:hint="default"/>
-          <w:lang w:val="en-US" w:eastAsia="zh-CN"/>
-        </w:rPr>
-      </w:pPr>
-      <w:r>
-        <w:rPr>
-          <w:rFonts w:hint="default"/>
-          <w:lang w:val="en-US" w:eastAsia="zh-CN"/>
-        </w:rPr>
-        <w:t>&lt;activity android:name=".MainActivity"&gt;</w:t>
+        <w:ind w:firstLine="420" w:firstLineChars="0"/>
+        <w:rPr>
+          <w:rFonts w:hint="eastAsia"/>
+          <w:lang w:val="en-US" w:eastAsia="zh-CN"/>
+        </w:rPr>
+      </w:pPr>
+      <w:r>
+        <w:rPr>
+          <w:rFonts w:hint="eastAsia"/>
+          <w:lang w:val="en-US" w:eastAsia="zh-CN"/>
+        </w:rPr>
+        <w:t>&lt;resources&gt;</w:t>
       </w:r>
     </w:p>
     <w:p>
@@ -4904,6 +4905,7 @@
           <w:bottom w:val="single" w:color="auto" w:sz="4" w:space="0"/>
           <w:right w:val="single" w:color="auto" w:sz="4" w:space="0"/>
         </w:pBdr>
+        <w:ind w:firstLine="840" w:firstLineChars="400"/>
         <w:rPr>
           <w:rFonts w:hint="default"/>
           <w:lang w:val="en-US" w:eastAsia="zh-CN"/>
@@ -4911,10 +4913,38 @@
       </w:pPr>
       <w:r>
         <w:rPr>
+          <w:rFonts w:hint="eastAsia"/>
+          <w:lang w:val="en-US" w:eastAsia="zh-CN"/>
+        </w:rPr>
+        <w:t>&lt;string name=</w:t>
+      </w:r>
+      <w:r>
+        <w:rPr>
           <w:rFonts w:hint="default"/>
           <w:lang w:val="en-US" w:eastAsia="zh-CN"/>
         </w:rPr>
-        <w:t xml:space="preserve">    &lt;intent-filter&gt;</w:t>
+        <w:t>”</w:t>
+      </w:r>
+      <w:r>
+        <w:rPr>
+          <w:rFonts w:hint="eastAsia"/>
+          <w:lang w:val="en-US" w:eastAsia="zh-CN"/>
+        </w:rPr>
+        <w:t>app_name</w:t>
+      </w:r>
+      <w:r>
+        <w:rPr>
+          <w:rFonts w:hint="default"/>
+          <w:lang w:val="en-US" w:eastAsia="zh-CN"/>
+        </w:rPr>
+        <w:t>”</w:t>
+      </w:r>
+      <w:r>
+        <w:rPr>
+          <w:rFonts w:hint="eastAsia"/>
+          <w:lang w:val="en-US" w:eastAsia="zh-CN"/>
+        </w:rPr>
+        <w:t>&gt;Hello World&lt;/string&gt;</w:t>
       </w:r>
     </w:p>
     <w:p>
@@ -4925,6 +4955,7 @@
           <w:bottom w:val="single" w:color="auto" w:sz="4" w:space="0"/>
           <w:right w:val="single" w:color="auto" w:sz="4" w:space="0"/>
         </w:pBdr>
+        <w:ind w:firstLine="420" w:firstLineChars="0"/>
         <w:rPr>
           <w:rFonts w:hint="default"/>
           <w:lang w:val="en-US" w:eastAsia="zh-CN"/>
@@ -4932,10 +4963,105 @@
       </w:pPr>
       <w:r>
         <w:rPr>
+          <w:rFonts w:hint="eastAsia"/>
+          <w:lang w:val="en-US" w:eastAsia="zh-CN"/>
+        </w:rPr>
+        <w:t>&lt;/resources&gt;</w:t>
+      </w:r>
+    </w:p>
+    <w:p>
+      <w:pPr>
+        <w:numPr>
+          <w:ilvl w:val="0"/>
+          <w:numId w:val="2"/>
+        </w:numPr>
+        <w:ind w:left="420" w:leftChars="0" w:hanging="420" w:firstLineChars="0"/>
+        <w:rPr>
+          <w:rFonts w:hint="eastAsia"/>
+          <w:lang w:val="en-US" w:eastAsia="zh-CN"/>
+        </w:rPr>
+      </w:pPr>
+      <w:r>
+        <w:rPr>
+          <w:rFonts w:hint="eastAsia"/>
+          <w:lang w:val="en-US" w:eastAsia="zh-CN"/>
+        </w:rPr>
+        <w:t>在代码中通过R.string.app_name可以获得该字符串的引用。</w:t>
+      </w:r>
+    </w:p>
+    <w:p>
+      <w:pPr>
+        <w:numPr>
+          <w:ilvl w:val="0"/>
+          <w:numId w:val="2"/>
+        </w:numPr>
+        <w:ind w:left="420" w:leftChars="0" w:hanging="420" w:firstLineChars="0"/>
+        <w:rPr>
           <w:rFonts w:hint="default"/>
           <w:lang w:val="en-US" w:eastAsia="zh-CN"/>
         </w:rPr>
-        <w:t xml:space="preserve">        &lt;action android:name="android.intent.action.MAIN" /&gt;</w:t>
+      </w:pPr>
+      <w:r>
+        <w:rPr>
+          <w:rFonts w:hint="eastAsia"/>
+          <w:lang w:val="en-US" w:eastAsia="zh-CN"/>
+        </w:rPr>
+        <w:t>在XML文件中通过@string/app_name可以获得该字符串的引用。</w:t>
+      </w:r>
+    </w:p>
+    <w:p>
+      <w:pPr>
+        <w:numPr>
+          <w:numId w:val="0"/>
+        </w:numPr>
+        <w:ind w:leftChars="0" w:firstLine="420" w:firstLineChars="0"/>
+        <w:rPr>
+          <w:rFonts w:hint="default"/>
+          <w:lang w:val="en-US" w:eastAsia="zh-CN"/>
+        </w:rPr>
+      </w:pPr>
+      <w:r>
+        <w:rPr>
+          <w:rFonts w:hint="eastAsia"/>
+          <w:lang w:val="en-US" w:eastAsia="zh-CN"/>
+        </w:rPr>
+        <w:t>其中string部分可以替换，如果是图片则替换成drawable；如果是图标则替换成mipmap；如果是布局文件则替换成layout</w:t>
+      </w:r>
+      <w:bookmarkStart w:id="96" w:name="_GoBack"/>
+      <w:bookmarkEnd w:id="96"/>
+    </w:p>
+    <w:p>
+      <w:pPr>
+        <w:pStyle w:val="6"/>
+        <w:bidi w:val="0"/>
+        <w:ind w:leftChars="100"/>
+        <w:rPr>
+          <w:rFonts w:hint="eastAsia"/>
+          <w:lang w:val="en-US" w:eastAsia="zh-CN"/>
+        </w:rPr>
+      </w:pPr>
+      <w:r>
+        <w:rPr>
+          <w:rFonts w:hint="eastAsia"/>
+          <w:lang w:val="en-US" w:eastAsia="zh-CN"/>
+        </w:rPr>
+        <w:t>AndroidManifest.xml</w:t>
+      </w:r>
+    </w:p>
+    <w:p>
+      <w:pPr>
+        <w:ind w:leftChars="100"/>
+        <w:rPr>
+          <w:rFonts w:hint="eastAsia"/>
+          <w:lang w:val="en-US" w:eastAsia="zh-CN"/>
+        </w:rPr>
+      </w:pPr>
+      <w:r>
+        <w:rPr>
+          <w:rFonts w:hint="eastAsia"/>
+          <w:lang w:val="en-US" w:eastAsia="zh-CN"/>
+        </w:rPr>
+        <w:t>注册表，配置整个Android 项目，可在注册在程序中定义的四大组件，还可以在这个文件中给应用程序添加权限声明。</w:t>
       </w:r>
     </w:p>
     <w:p>
@@ -4946,6 +5072,7 @@
           <w:bottom w:val="single" w:color="auto" w:sz="4" w:space="0"/>
           <w:right w:val="single" w:color="auto" w:sz="4" w:space="0"/>
         </w:pBdr>
+        <w:ind w:leftChars="100"/>
         <w:rPr>
           <w:rFonts w:hint="default"/>
           <w:lang w:val="en-US" w:eastAsia="zh-CN"/>
@@ -4956,7 +5083,7 @@
           <w:rFonts w:hint="default"/>
           <w:lang w:val="en-US" w:eastAsia="zh-CN"/>
         </w:rPr>
-        <w:t xml:space="preserve">        &lt;category android:name="android.intent.category.LAUNCHER" /&gt;</w:t>
+        <w:t>&lt;activity android:name=".MainActivity"&gt;</w:t>
       </w:r>
     </w:p>
     <w:p>
@@ -4967,6 +5094,7 @@
           <w:bottom w:val="single" w:color="auto" w:sz="4" w:space="0"/>
           <w:right w:val="single" w:color="auto" w:sz="4" w:space="0"/>
         </w:pBdr>
+        <w:ind w:leftChars="100"/>
         <w:rPr>
           <w:rFonts w:hint="default"/>
           <w:lang w:val="en-US" w:eastAsia="zh-CN"/>
@@ -4977,7 +5105,7 @@
           <w:rFonts w:hint="default"/>
           <w:lang w:val="en-US" w:eastAsia="zh-CN"/>
         </w:rPr>
-        <w:t xml:space="preserve">    &lt;/intent-filter&gt;</w:t>
+        <w:t xml:space="preserve">    &lt;intent-filter&gt;</w:t>
       </w:r>
     </w:p>
     <w:p>
@@ -4988,6 +5116,7 @@
           <w:bottom w:val="single" w:color="auto" w:sz="4" w:space="0"/>
           <w:right w:val="single" w:color="auto" w:sz="4" w:space="0"/>
         </w:pBdr>
+        <w:ind w:leftChars="100"/>
         <w:rPr>
           <w:rFonts w:hint="default"/>
           <w:lang w:val="en-US" w:eastAsia="zh-CN"/>
@@ -4998,11 +5127,78 @@
           <w:rFonts w:hint="default"/>
           <w:lang w:val="en-US" w:eastAsia="zh-CN"/>
         </w:rPr>
+        <w:t xml:space="preserve">        &lt;action android:name="android.intent.action.MAIN" /&gt;</w:t>
+      </w:r>
+    </w:p>
+    <w:p>
+      <w:pPr>
+        <w:pBdr>
+          <w:top w:val="single" w:color="auto" w:sz="4" w:space="0"/>
+          <w:left w:val="single" w:color="auto" w:sz="4" w:space="0"/>
+          <w:bottom w:val="single" w:color="auto" w:sz="4" w:space="0"/>
+          <w:right w:val="single" w:color="auto" w:sz="4" w:space="0"/>
+        </w:pBdr>
+        <w:ind w:leftChars="100"/>
+        <w:rPr>
+          <w:rFonts w:hint="default"/>
+          <w:lang w:val="en-US" w:eastAsia="zh-CN"/>
+        </w:rPr>
+      </w:pPr>
+      <w:r>
+        <w:rPr>
+          <w:rFonts w:hint="default"/>
+          <w:lang w:val="en-US" w:eastAsia="zh-CN"/>
+        </w:rPr>
+        <w:t xml:space="preserve">        &lt;category android:name="android.intent.category.LAUNCHER" /&gt;</w:t>
+      </w:r>
+    </w:p>
+    <w:p>
+      <w:pPr>
+        <w:pBdr>
+          <w:top w:val="single" w:color="auto" w:sz="4" w:space="0"/>
+          <w:left w:val="single" w:color="auto" w:sz="4" w:space="0"/>
+          <w:bottom w:val="single" w:color="auto" w:sz="4" w:space="0"/>
+          <w:right w:val="single" w:color="auto" w:sz="4" w:space="0"/>
+        </w:pBdr>
+        <w:ind w:leftChars="100"/>
+        <w:rPr>
+          <w:rFonts w:hint="default"/>
+          <w:lang w:val="en-US" w:eastAsia="zh-CN"/>
+        </w:rPr>
+      </w:pPr>
+      <w:r>
+        <w:rPr>
+          <w:rFonts w:hint="default"/>
+          <w:lang w:val="en-US" w:eastAsia="zh-CN"/>
+        </w:rPr>
+        <w:t xml:space="preserve">    &lt;/intent-filter&gt;</w:t>
+      </w:r>
+    </w:p>
+    <w:p>
+      <w:pPr>
+        <w:pBdr>
+          <w:top w:val="single" w:color="auto" w:sz="4" w:space="0"/>
+          <w:left w:val="single" w:color="auto" w:sz="4" w:space="0"/>
+          <w:bottom w:val="single" w:color="auto" w:sz="4" w:space="0"/>
+          <w:right w:val="single" w:color="auto" w:sz="4" w:space="0"/>
+        </w:pBdr>
+        <w:ind w:leftChars="100"/>
+        <w:rPr>
+          <w:rFonts w:hint="default"/>
+          <w:lang w:val="en-US" w:eastAsia="zh-CN"/>
+        </w:rPr>
+      </w:pPr>
+      <w:r>
+        <w:rPr>
+          <w:rFonts w:hint="default"/>
+          <w:lang w:val="en-US" w:eastAsia="zh-CN"/>
+        </w:rPr>
         <w:t>&lt;/activity&gt;</w:t>
       </w:r>
     </w:p>
     <w:p>
       <w:pPr>
+        <w:ind w:leftChars="100"/>
         <w:rPr>
           <w:rFonts w:hint="default"/>
           <w:lang w:val="en-US" w:eastAsia="zh-CN"/>
@@ -5020,6 +5216,7 @@
       <w:pPr>
         <w:pStyle w:val="6"/>
         <w:bidi w:val="0"/>
+        <w:ind w:leftChars="100"/>
         <w:rPr>
           <w:rFonts w:hint="eastAsia"/>
           <w:lang w:val="en-US" w:eastAsia="zh-CN"/>
@@ -5032,11 +5229,10 @@
         </w:rPr>
         <w:t>test</w:t>
       </w:r>
-      <w:bookmarkStart w:id="96" w:name="_GoBack"/>
-      <w:bookmarkEnd w:id="96"/>
-    </w:p>
-    <w:p>
-      <w:pPr>
+    </w:p>
+    <w:p>
+      <w:pPr>
+        <w:ind w:leftChars="100"/>
         <w:rPr>
           <w:rFonts w:hint="default"/>
           <w:lang w:val="en-US" w:eastAsia="zh-CN"/>
@@ -5054,6 +5250,7 @@
       <w:pPr>
         <w:pStyle w:val="6"/>
         <w:bidi w:val="0"/>
+        <w:ind w:leftChars="100"/>
         <w:rPr>
           <w:rFonts w:hint="eastAsia"/>
           <w:lang w:val="en-US" w:eastAsia="zh-CN"/>
@@ -5069,6 +5266,7 @@
     </w:p>
     <w:p>
       <w:pPr>
+        <w:ind w:leftChars="100"/>
         <w:rPr>
           <w:rFonts w:hint="default"/>
           <w:lang w:val="en-US" w:eastAsia="zh-CN"/>
@@ -5086,6 +5284,7 @@
       <w:pPr>
         <w:pStyle w:val="6"/>
         <w:bidi w:val="0"/>
+        <w:ind w:leftChars="100"/>
         <w:rPr>
           <w:rFonts w:hint="eastAsia"/>
           <w:lang w:val="en-US" w:eastAsia="zh-CN"/>
@@ -5101,6 +5300,7 @@
     </w:p>
     <w:p>
       <w:pPr>
+        <w:ind w:leftChars="100"/>
         <w:rPr>
           <w:rFonts w:hint="default"/>
           <w:lang w:val="en-US" w:eastAsia="zh-CN"/>
@@ -5118,6 +5318,7 @@
       <w:pPr>
         <w:pStyle w:val="6"/>
         <w:bidi w:val="0"/>
+        <w:ind w:leftChars="100"/>
         <w:rPr>
           <w:rFonts w:hint="eastAsia"/>
           <w:lang w:val="en-US" w:eastAsia="zh-CN"/>
@@ -5133,6 +5334,7 @@
     </w:p>
     <w:p>
       <w:pPr>
+        <w:ind w:leftChars="100"/>
         <w:rPr>
           <w:rFonts w:hint="default"/>
           <w:lang w:val="en-US" w:eastAsia="zh-CN"/>
@@ -5150,6 +5352,7 @@
       <w:pPr>
         <w:pStyle w:val="6"/>
         <w:bidi w:val="0"/>
+        <w:ind w:leftChars="100"/>
         <w:rPr>
           <w:rFonts w:hint="default"/>
           <w:lang w:val="en-US" w:eastAsia="zh-CN"/>
@@ -5169,6 +5372,7 @@
         <w:keepLines w:val="0"/>
         <w:widowControl/>
         <w:suppressLineNumbers w:val="0"/>
+        <w:ind w:leftChars="100"/>
         <w:jc w:val="left"/>
         <w:rPr>
           <w:rFonts w:hint="default" w:ascii="WenQuanYiZenHei" w:hAnsi="WenQuanYiZenHei" w:eastAsia="WenQuanYiZenHei" w:cs="WenQuanYiZenHei"/>
@@ -5636,7 +5840,7 @@
           <w:rFonts w:hint="eastAsia"/>
           <w:lang w:val="en-US" w:eastAsia="zh-CN"/>
         </w:rPr>
-        <w:t>个文件用于指定项目中所有引入的模块。由于HelloWorld项目中只有一个app模块，因</w:t>
+        <w:t>这个文件用于指定项目中所有引入的模块。由于HelloWorld项目中只有一个app模块，因</w:t>
       </w:r>
     </w:p>
     <w:p>
@@ -5850,8 +6054,8 @@
           <w:rFonts w:hint="eastAsia"/>
         </w:rPr>
       </w:pPr>
-      <w:bookmarkStart w:id="42" w:name="_Toc13475"/>
-      <w:bookmarkStart w:id="43" w:name="_Toc5023"/>
+      <w:bookmarkStart w:id="42" w:name="_Toc5023"/>
+      <w:bookmarkStart w:id="43" w:name="_Toc13475"/>
       <w:r>
         <w:rPr>
           <w:rStyle w:val="14"/>
@@ -6438,8 +6642,8 @@
           <w:rFonts w:hint="eastAsia"/>
         </w:rPr>
       </w:pPr>
-      <w:bookmarkStart w:id="60" w:name="_Toc9971"/>
-      <w:bookmarkStart w:id="61" w:name="_Toc30546"/>
+      <w:bookmarkStart w:id="60" w:name="_Toc30546"/>
+      <w:bookmarkStart w:id="61" w:name="_Toc9971"/>
       <w:r>
         <w:rPr>
           <w:rStyle w:val="14"/>
@@ -6467,8 +6671,8 @@
           <w:rFonts w:hint="eastAsia"/>
         </w:rPr>
       </w:pPr>
-      <w:bookmarkStart w:id="62" w:name="_Toc15324"/>
-      <w:bookmarkStart w:id="63" w:name="_Toc14897"/>
+      <w:bookmarkStart w:id="62" w:name="_Toc14897"/>
+      <w:bookmarkStart w:id="63" w:name="_Toc15324"/>
       <w:r>
         <w:rPr>
           <w:rStyle w:val="14"/>
@@ -6773,8 +6977,8 @@
           <w:rFonts w:hint="eastAsia"/>
         </w:rPr>
       </w:pPr>
-      <w:bookmarkStart w:id="64" w:name="_Toc32594"/>
-      <w:bookmarkStart w:id="65" w:name="_Toc15518"/>
+      <w:bookmarkStart w:id="64" w:name="_Toc15518"/>
+      <w:bookmarkStart w:id="65" w:name="_Toc32594"/>
       <w:r>
         <w:rPr>
           <w:rFonts w:hint="eastAsia"/>
@@ -6801,8 +7005,8 @@
           <w:rFonts w:hint="eastAsia"/>
         </w:rPr>
       </w:pPr>
-      <w:bookmarkStart w:id="66" w:name="_Toc147"/>
-      <w:bookmarkStart w:id="67" w:name="_Toc3048"/>
+      <w:bookmarkStart w:id="66" w:name="_Toc3048"/>
+      <w:bookmarkStart w:id="67" w:name="_Toc147"/>
       <w:r>
         <w:rPr>
           <w:rStyle w:val="14"/>
@@ -6888,8 +7092,8 @@
           <w:rFonts w:hint="eastAsia"/>
         </w:rPr>
       </w:pPr>
-      <w:bookmarkStart w:id="72" w:name="_Toc22562"/>
-      <w:bookmarkStart w:id="73" w:name="_Toc29810"/>
+      <w:bookmarkStart w:id="72" w:name="_Toc29810"/>
+      <w:bookmarkStart w:id="73" w:name="_Toc22562"/>
       <w:r>
         <w:rPr>
           <w:rStyle w:val="14"/>
@@ -6946,8 +7150,8 @@
           <w:rFonts w:hint="eastAsia"/>
         </w:rPr>
       </w:pPr>
-      <w:bookmarkStart w:id="76" w:name="_Toc24727"/>
-      <w:bookmarkStart w:id="77" w:name="_Toc2334"/>
+      <w:bookmarkStart w:id="76" w:name="_Toc2334"/>
+      <w:bookmarkStart w:id="77" w:name="_Toc24727"/>
       <w:r>
         <w:rPr>
           <w:rStyle w:val="14"/>
@@ -7257,8 +7461,8 @@
           <w:rFonts w:hint="eastAsia"/>
         </w:rPr>
       </w:pPr>
-      <w:bookmarkStart w:id="80" w:name="_Toc11727"/>
-      <w:bookmarkStart w:id="81" w:name="_Toc15556"/>
+      <w:bookmarkStart w:id="80" w:name="_Toc15556"/>
+      <w:bookmarkStart w:id="81" w:name="_Toc11727"/>
       <w:r>
         <w:rPr>
           <w:rFonts w:hint="eastAsia"/>
@@ -7781,8 +7985,8 @@
           <w:rFonts w:hint="eastAsia"/>
         </w:rPr>
       </w:pPr>
-      <w:bookmarkStart w:id="88" w:name="_Toc27657"/>
-      <w:bookmarkStart w:id="89" w:name="_Toc9040"/>
+      <w:bookmarkStart w:id="88" w:name="_Toc9040"/>
+      <w:bookmarkStart w:id="89" w:name="_Toc27657"/>
       <w:r>
         <w:rPr>
           <w:rFonts w:hint="eastAsia"/>
@@ -7838,8 +8042,8 @@
           <w:rFonts w:hint="eastAsia"/>
         </w:rPr>
       </w:pPr>
-      <w:bookmarkStart w:id="92" w:name="_Toc12037"/>
-      <w:bookmarkStart w:id="93" w:name="_Toc5992"/>
+      <w:bookmarkStart w:id="92" w:name="_Toc5992"/>
+      <w:bookmarkStart w:id="93" w:name="_Toc12037"/>
       <w:r>
         <w:rPr>
           <w:rStyle w:val="14"/>
@@ -7936,22 +8140,6 @@
                       <a:ln w="6350">
                         <a:noFill/>
                       </a:ln>
-                      <a:extLst>
-                        <a:ext uri="{909E8E84-426E-40DD-AFC4-6F175D3DCCD1}">
-                          <a14:hiddenFill xmlns:a14="http://schemas.microsoft.com/office/drawing/2010/main">
-                            <a:solidFill>
-                              <a:schemeClr val="lt1"/>
-                            </a:solidFill>
-                          </a14:hiddenFill>
-                        </a:ext>
-                        <a:ext uri="{91240B29-F687-4F45-9708-019B960494DF}">
-                          <a14:hiddenLine xmlns:a14="http://schemas.microsoft.com/office/drawing/2010/main" w="6350">
-                            <a:solidFill>
-                              <a:prstClr val="black"/>
-                            </a:solidFill>
-                          </a14:hiddenLine>
-                        </a:ext>
-                      </a:extLst>
                     </wps:spPr>
                     <wps:style>
                       <a:lnRef idx="0">
@@ -8002,7 +8190,7 @@
         </mc:Choice>
         <mc:Fallback>
           <w:pict>
-            <v:shape id="_x0000_s1026" o:spid="_x0000_s1026" o:spt="202" type="#_x0000_t202" style="position:absolute;left:0pt;margin-top:0pt;height:144pt;width:144pt;mso-position-horizontal:center;mso-position-horizontal-relative:margin;mso-wrap-style:none;z-index:251659264;mso-width-relative:page;mso-height-relative:page;" filled="f" stroked="f" coordsize="21600,21600" o:gfxdata="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">
+            <v:shape id="_x0000_s1026" o:spid="_x0000_s1026" o:spt="202" type="#_x0000_t202" style="position:absolute;left:0pt;margin-top:0pt;height:144pt;width:144pt;mso-position-horizontal:center;mso-position-horizontal-relative:margin;mso-wrap-style:none;z-index:251659264;mso-width-relative:page;mso-height-relative:page;" filled="f" stroked="f" coordsize="21600,21600" o:gfxdata="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">
               <v:fill on="f" focussize="0,0"/>
               <v:stroke on="f" weight="0.5pt"/>
               <v:imagedata o:title=""/>
@@ -8054,8 +8242,28 @@
       <w:lvlJc w:val="left"/>
     </w:lvl>
   </w:abstractNum>
+  <w:abstractNum w:abstractNumId="1">
+    <w:nsid w:val="B7010317"/>
+    <w:multiLevelType w:val="singleLevel"/>
+    <w:tmpl w:val="B7010317"/>
+    <w:lvl w:ilvl="0" w:tentative="0">
+      <w:start w:val="1"/>
+      <w:numFmt w:val="bullet"/>
+      <w:lvlText w:val=""/>
+      <w:lvlJc w:val="left"/>
+      <w:pPr>
+        <w:ind w:left="420" w:hanging="420"/>
+      </w:pPr>
+      <w:rPr>
+        <w:rFonts w:hint="default" w:ascii="Wingdings" w:hAnsi="Wingdings"/>
+      </w:rPr>
+    </w:lvl>
+  </w:abstractNum>
   <w:num w:numId="1">
     <w:abstractNumId w:val="0"/>
+  </w:num>
+  <w:num w:numId="2">
+    <w:abstractNumId w:val="1"/>
   </w:num>
 </w:numbering>
 </file>
@@ -8090,9 +8298,9 @@
     <w:lsdException w:unhideWhenUsed="0" w:uiPriority="0" w:semiHidden="0" w:name="index 7"/>
     <w:lsdException w:unhideWhenUsed="0" w:uiPriority="0" w:semiHidden="0" w:name="index 8"/>
     <w:lsdException w:unhideWhenUsed="0" w:uiPriority="0" w:semiHidden="0" w:name="index 9"/>
-    <w:lsdException w:unhideWhenUsed="0" w:uiPriority="0" w:semiHidden="0" w:name="toc 1"/>
-    <w:lsdException w:unhideWhenUsed="0" w:uiPriority="0" w:semiHidden="0" w:name="toc 2"/>
-    <w:lsdException w:unhideWhenUsed="0" w:uiPriority="0" w:semiHidden="0" w:name="toc 3"/>
+    <w:lsdException w:qFormat="1" w:unhideWhenUsed="0" w:uiPriority="0" w:semiHidden="0" w:name="toc 1"/>
+    <w:lsdException w:qFormat="1" w:unhideWhenUsed="0" w:uiPriority="0" w:semiHidden="0" w:name="toc 2"/>
+    <w:lsdException w:qFormat="1" w:unhideWhenUsed="0" w:uiPriority="0" w:semiHidden="0" w:name="toc 3"/>
     <w:lsdException w:unhideWhenUsed="0" w:uiPriority="0" w:semiHidden="0" w:name="toc 4"/>
     <w:lsdException w:unhideWhenUsed="0" w:uiPriority="0" w:semiHidden="0" w:name="toc 5"/>
     <w:lsdException w:unhideWhenUsed="0" w:uiPriority="0" w:semiHidden="0" w:name="toc 6"/>
@@ -8102,8 +8310,8 @@
     <w:lsdException w:unhideWhenUsed="0" w:uiPriority="0" w:semiHidden="0" w:name="Normal Indent"/>
     <w:lsdException w:unhideWhenUsed="0" w:uiPriority="0" w:semiHidden="0" w:name="footnote text"/>
     <w:lsdException w:unhideWhenUsed="0" w:uiPriority="0" w:semiHidden="0" w:name="annotation text"/>
-    <w:lsdException w:unhideWhenUsed="0" w:uiPriority="0" w:semiHidden="0" w:name="header"/>
-    <w:lsdException w:unhideWhenUsed="0" w:uiPriority="0" w:semiHidden="0" w:name="footer"/>
+    <w:lsdException w:qFormat="1" w:unhideWhenUsed="0" w:uiPriority="0" w:semiHidden="0" w:name="header"/>
+    <w:lsdException w:qFormat="1" w:unhideWhenUsed="0" w:uiPriority="0" w:semiHidden="0" w:name="footer"/>
     <w:lsdException w:unhideWhenUsed="0" w:uiPriority="0" w:semiHidden="0" w:name="index heading"/>
     <w:lsdException w:qFormat="1" w:uiPriority="0" w:name="caption"/>
     <w:lsdException w:unhideWhenUsed="0" w:uiPriority="0" w:semiHidden="0" w:name="table of figures"/>
@@ -8136,7 +8344,7 @@
     <w:lsdException w:qFormat="1" w:unhideWhenUsed="0" w:uiPriority="0" w:semiHidden="0" w:name="Title"/>
     <w:lsdException w:unhideWhenUsed="0" w:uiPriority="0" w:semiHidden="0" w:name="Closing"/>
     <w:lsdException w:unhideWhenUsed="0" w:uiPriority="0" w:semiHidden="0" w:name="Signature"/>
-    <w:lsdException w:unhideWhenUsed="0" w:uiPriority="0" w:name="Default Paragraph Font"/>
+    <w:lsdException w:qFormat="1" w:unhideWhenUsed="0" w:uiPriority="0" w:name="Default Paragraph Font"/>
     <w:lsdException w:unhideWhenUsed="0" w:uiPriority="0" w:semiHidden="0" w:name="Body Text"/>
     <w:lsdException w:unhideWhenUsed="0" w:uiPriority="0" w:semiHidden="0" w:name="Body Text Indent"/>
     <w:lsdException w:unhideWhenUsed="0" w:uiPriority="0" w:semiHidden="0" w:name="List Continue"/>
@@ -8174,7 +8382,7 @@
     <w:lsdException w:unhideWhenUsed="0" w:uiPriority="0" w:semiHidden="0" w:name="HTML Sample"/>
     <w:lsdException w:unhideWhenUsed="0" w:uiPriority="0" w:semiHidden="0" w:name="HTML Typewriter"/>
     <w:lsdException w:unhideWhenUsed="0" w:uiPriority="0" w:semiHidden="0" w:name="HTML Variable"/>
-    <w:lsdException w:unhideWhenUsed="0" w:uiPriority="0" w:name="Normal Table"/>
+    <w:lsdException w:qFormat="1" w:unhideWhenUsed="0" w:uiPriority="0" w:name="Normal Table"/>
     <w:lsdException w:unhideWhenUsed="0" w:uiPriority="0" w:semiHidden="0" w:name="annotation subject"/>
     <w:lsdException w:unhideWhenUsed="0" w:uiPriority="0" w:semiHidden="0" w:name="Table Simple 1"/>
     <w:lsdException w:unhideWhenUsed="0" w:uiPriority="0" w:semiHidden="0" w:name="Table Simple 2"/>
@@ -8434,11 +8642,13 @@
   <w:style w:type="character" w:default="1" w:styleId="13">
     <w:name w:val="Default Paragraph Font"/>
     <w:semiHidden/>
+    <w:qFormat/>
     <w:uiPriority w:val="0"/>
   </w:style>
   <w:style w:type="table" w:default="1" w:styleId="12">
     <w:name w:val="Normal Table"/>
     <w:semiHidden/>
+    <w:qFormat/>
     <w:uiPriority w:val="0"/>
     <w:tblPr>
       <w:tblCellMar>
@@ -8453,6 +8663,7 @@
     <w:name w:val="toc 3"/>
     <w:basedOn w:val="1"/>
     <w:next w:val="1"/>
+    <w:qFormat/>
     <w:uiPriority w:val="0"/>
     <w:pPr>
       <w:ind w:left="840" w:leftChars="400"/>
@@ -8461,6 +8672,7 @@
   <w:style w:type="paragraph" w:styleId="8">
     <w:name w:val="footer"/>
     <w:basedOn w:val="1"/>
+    <w:qFormat/>
     <w:uiPriority w:val="0"/>
     <w:pPr>
       <w:tabs>
@@ -8477,6 +8689,7 @@
   <w:style w:type="paragraph" w:styleId="9">
     <w:name w:val="header"/>
     <w:basedOn w:val="1"/>
+    <w:qFormat/>
     <w:uiPriority w:val="0"/>
     <w:pPr>
       <w:pBdr>
@@ -8502,12 +8715,14 @@
     <w:name w:val="toc 1"/>
     <w:basedOn w:val="1"/>
     <w:next w:val="1"/>
+    <w:qFormat/>
     <w:uiPriority w:val="0"/>
   </w:style>
   <w:style w:type="paragraph" w:styleId="11">
     <w:name w:val="toc 2"/>
     <w:basedOn w:val="1"/>
     <w:next w:val="1"/>
+    <w:qFormat/>
     <w:uiPriority w:val="0"/>
     <w:pPr>
       <w:ind w:left="420" w:leftChars="200"/>
@@ -8516,6 +8731,7 @@
   <w:style w:type="character" w:customStyle="1" w:styleId="14">
     <w:name w:val="标题 2 Char"/>
     <w:link w:val="3"/>
+    <w:qFormat/>
     <w:uiPriority w:val="0"/>
     <w:rPr>
       <w:rFonts w:ascii="Arial" w:hAnsi="Arial" w:eastAsia="黑体"/>
@@ -8526,6 +8742,7 @@
   <w:style w:type="character" w:customStyle="1" w:styleId="15">
     <w:name w:val="标题 3 Char"/>
     <w:link w:val="4"/>
+    <w:qFormat/>
     <w:uiPriority w:val="0"/>
     <w:rPr>
       <w:b/>
@@ -8535,6 +8752,7 @@
   <w:style w:type="character" w:customStyle="1" w:styleId="16">
     <w:name w:val="标题 1 Char"/>
     <w:link w:val="2"/>
+    <w:qFormat/>
     <w:uiPriority w:val="0"/>
     <w:rPr>
       <w:b/>
